--- a/Telematica I/Semana 4/CONFIGURACIÓN INICIAL DE EQUIPOS TELEMATICA.docx
+++ b/Telematica I/Semana 4/CONFIGURACIÓN INICIAL DE EQUIPOS TELEMATICA.docx
@@ -836,7 +836,11 @@
     <w:sdt>
       <w:sdtPr>
         <w:rPr>
-          <w:lang w:val="es-MX"/>
+          <w:rFonts w:ascii="Arial MT" w:eastAsia="Arial MT" w:hAnsi="Arial MT" w:cs="Arial MT"/>
+          <w:color w:val="auto"/>
+          <w:sz w:val="22"/>
+          <w:szCs w:val="22"/>
+          <w:lang w:val="es-MX" w:eastAsia="en-US"/>
         </w:rPr>
         <w:id w:val="107023239"/>
         <w:docPartObj>
@@ -846,13 +850,9 @@
       </w:sdtPr>
       <w:sdtEndPr>
         <w:rPr>
-          <w:rFonts w:ascii="Arial MT" w:eastAsia="Arial MT" w:hAnsi="Arial MT" w:cs="Arial MT"/>
           <w:b/>
           <w:bCs/>
-          <w:color w:val="auto"/>
-          <w:sz w:val="22"/>
-          <w:szCs w:val="22"/>
-          <w:lang w:val="es-ES" w:eastAsia="en-US"/>
+          <w:lang w:val="es-ES"/>
         </w:rPr>
       </w:sdtEndPr>
       <w:sdtContent>
@@ -5164,7 +5164,23 @@
           <w:rFonts w:ascii="Times New Roman" w:hAnsi="Times New Roman" w:cs="Times New Roman"/>
           <w:lang w:val="en-US"/>
         </w:rPr>
-        <w:t>The initial configuration of network devices represents the first and most decisive step in deploying reliable communication infrastructures, where Switches play an essential role as intermediate devices interconnecting end systems. This lab aims to familiarize students with the basic installation, configuration, and management of these devices using Cisco Packet Tracer by designing a home network in a star topology. Students will rename devices, configure and encrypt passwords, secure VTY lines, disable unused interfaces, assign static IP addresses to end devices, and enable remote Telnet access, subsequently validating connectivity. In this way, the experience not only reinforces practical skills in handling Switches and network administration, but also provides a deeper understanding of how a communication infrastructure functions within a controlled environment, laying the groundwork for the design and management of more complex networks in later stages.</w:t>
+        <w:t xml:space="preserve">The initial configuration of network devices represents the first and most decisive step in deploying reliable communication infrastructures, where Switches play an essential role as intermediate devices interconnecting end systems. This lab aims to familiarize students with the basic installation, configuration, and management of these devices using Cisco Packet Tracer by designing a home network in a star topology. Students will rename devices, configure and encrypt passwords, secure VTY lines, disable unused interfaces, assign static IP addresses to end devices, and enable remote Telnet access, subsequently validating connectivity. In this way, the experience not only reinforces practical skills in handling Switches and network </w:t>
+      </w:r>
+      <w:proofErr w:type="gramStart"/>
+      <w:r>
+        <w:rPr>
+          <w:rFonts w:ascii="Times New Roman" w:hAnsi="Times New Roman" w:cs="Times New Roman"/>
+          <w:lang w:val="en-US"/>
+        </w:rPr>
+        <w:t>administration, but</w:t>
+      </w:r>
+      <w:proofErr w:type="gramEnd"/>
+      <w:r>
+        <w:rPr>
+          <w:rFonts w:ascii="Times New Roman" w:hAnsi="Times New Roman" w:cs="Times New Roman"/>
+          <w:lang w:val="en-US"/>
+        </w:rPr>
+        <w:t xml:space="preserve"> also provides a deeper understanding of how a communication infrastructure functions within a controlled environment, laying the groundwork for the design and management of more complex networks in later stages.</w:t>
       </w:r>
     </w:p>
     <w:p>
@@ -5678,7 +5694,21 @@
         <w:rPr>
           <w:rFonts w:ascii="Times New Roman" w:hAnsi="Times New Roman" w:cs="Times New Roman"/>
         </w:rPr>
-        <w:t>Son dispositivos pensados para que basta con conectarlos para que empiecen a funcionar; al no requerir configuración alguna, se convierten en la solución rápida y económica para añadir puertos en hogares, escritorios aislados, laboratorios o salas de reuniones donde solo se busca una conectividad básica sin complicaciones.</w:t>
+        <w:t xml:space="preserve">Son dispositivos pensados para que </w:t>
+      </w:r>
+      <w:proofErr w:type="gramStart"/>
+      <w:r>
+        <w:rPr>
+          <w:rFonts w:ascii="Times New Roman" w:hAnsi="Times New Roman" w:cs="Times New Roman"/>
+        </w:rPr>
+        <w:t>basta</w:t>
+      </w:r>
+      <w:proofErr w:type="gramEnd"/>
+      <w:r>
+        <w:rPr>
+          <w:rFonts w:ascii="Times New Roman" w:hAnsi="Times New Roman" w:cs="Times New Roman"/>
+        </w:rPr>
+        <w:t xml:space="preserve"> con conectarlos para que empiecen a funcionar; al no requerir configuración alguna, se convierten en la solución rápida y económica para añadir puertos en hogares, escritorios aislados, laboratorios o salas de reuniones donde solo se busca una conectividad básica sin complicaciones.</w:t>
       </w:r>
     </w:p>
     <w:p>
@@ -7001,7 +7031,6 @@
       <w:pPr>
         <w:pStyle w:val="Prrafodelista"/>
         <w:ind w:left="720"/>
-        <w:jc w:val="both"/>
         <w:rPr>
           <w:rFonts w:ascii="Times New Roman" w:hAnsi="Times New Roman" w:cs="Times New Roman"/>
         </w:rPr>
@@ -7328,7 +7357,6 @@
           <w:ilvl w:val="0"/>
           <w:numId w:val="24"/>
         </w:numPr>
-        <w:jc w:val="both"/>
         <w:rPr>
           <w:rFonts w:ascii="Times New Roman" w:hAnsi="Times New Roman" w:cs="Times New Roman"/>
         </w:rPr>
@@ -7754,7 +7782,7 @@
           <w:noProof/>
         </w:rPr>
         <w:drawing>
-          <wp:inline distT="0" distB="0" distL="0" distR="0" wp14:anchorId="1A4B1F4B" wp14:editId="293BB5A3">
+          <wp:inline distT="0" distB="0" distL="0" distR="0" wp14:anchorId="1A4B1F4B" wp14:editId="0AB64D20">
             <wp:extent cx="4809482" cy="1781175"/>
             <wp:effectExtent l="0" t="0" r="0" b="0"/>
             <wp:docPr id="423084059" name="Imagen 17"/>
@@ -8029,7 +8057,7 @@
           <w:noProof/>
         </w:rPr>
         <w:drawing>
-          <wp:inline distT="0" distB="0" distL="0" distR="0" wp14:anchorId="0CC828EB" wp14:editId="38B595AC">
+          <wp:inline distT="0" distB="0" distL="0" distR="0" wp14:anchorId="0CC828EB" wp14:editId="70551292">
             <wp:extent cx="5009515" cy="1084303"/>
             <wp:effectExtent l="0" t="0" r="635" b="1905"/>
             <wp:docPr id="427619515" name="Imagen 20"/>
@@ -9014,7 +9042,7 @@
           <w:noProof/>
         </w:rPr>
         <w:drawing>
-          <wp:inline distT="0" distB="0" distL="0" distR="0" wp14:anchorId="5363D2E3" wp14:editId="7BB89BEB">
+          <wp:inline distT="0" distB="0" distL="0" distR="0" wp14:anchorId="5363D2E3" wp14:editId="0953D668">
             <wp:extent cx="4893732" cy="2752725"/>
             <wp:effectExtent l="0" t="0" r="2540" b="0"/>
             <wp:docPr id="1125167647" name="Imagen 24"/>
@@ -9110,7 +9138,7 @@
         </w:rPr>
         <w:lastRenderedPageBreak/>
         <w:drawing>
-          <wp:inline distT="0" distB="0" distL="0" distR="0" wp14:anchorId="55B107C9" wp14:editId="60069009">
+          <wp:inline distT="0" distB="0" distL="0" distR="0" wp14:anchorId="55B107C9" wp14:editId="3320B887">
             <wp:extent cx="5637671" cy="3171190"/>
             <wp:effectExtent l="0" t="0" r="1270" b="0"/>
             <wp:docPr id="1762645661" name="Imagen 25"/>
@@ -9212,7 +9240,7 @@
           <w:noProof/>
         </w:rPr>
         <w:drawing>
-          <wp:inline distT="0" distB="0" distL="0" distR="0" wp14:anchorId="10B7F811" wp14:editId="649FC2F1">
+          <wp:inline distT="0" distB="0" distL="0" distR="0" wp14:anchorId="10B7F811" wp14:editId="78536A44">
             <wp:extent cx="5619750" cy="3161109"/>
             <wp:effectExtent l="0" t="0" r="0" b="1270"/>
             <wp:docPr id="1866059860" name="Imagen 26"/>
@@ -9375,7 +9403,31 @@
           <w:sz w:val="22"/>
           <w:szCs w:val="22"/>
         </w:rPr>
-        <w:t>Configure los switch´s con una dirección IP</w:t>
+        <w:t xml:space="preserve">Configure </w:t>
+      </w:r>
+      <w:proofErr w:type="gramStart"/>
+      <w:r>
+        <w:rPr>
+          <w:rFonts w:ascii="Times New Roman" w:eastAsia="Arial MT" w:hAnsi="Times New Roman" w:cs="Times New Roman"/>
+          <w:b/>
+          <w:bCs/>
+          <w:color w:val="auto"/>
+          <w:sz w:val="22"/>
+          <w:szCs w:val="22"/>
+        </w:rPr>
+        <w:t>los switch</w:t>
+      </w:r>
+      <w:proofErr w:type="gramEnd"/>
+      <w:r>
+        <w:rPr>
+          <w:rFonts w:ascii="Times New Roman" w:eastAsia="Arial MT" w:hAnsi="Times New Roman" w:cs="Times New Roman"/>
+          <w:b/>
+          <w:bCs/>
+          <w:color w:val="auto"/>
+          <w:sz w:val="22"/>
+          <w:szCs w:val="22"/>
+        </w:rPr>
+        <w:t>´s con una dirección IP</w:t>
       </w:r>
       <w:bookmarkEnd w:id="34"/>
     </w:p>
@@ -9508,7 +9560,7 @@
           <w:noProof/>
         </w:rPr>
         <w:drawing>
-          <wp:inline distT="0" distB="0" distL="0" distR="0" wp14:anchorId="551E8442" wp14:editId="318C0B71">
+          <wp:inline distT="0" distB="0" distL="0" distR="0" wp14:anchorId="551E8442" wp14:editId="100A5B0B">
             <wp:extent cx="5435600" cy="1704975"/>
             <wp:effectExtent l="0" t="0" r="0" b="9525"/>
             <wp:docPr id="153929395" name="Imagen 27"/>
@@ -9791,7 +9843,7 @@
           <w:noProof/>
         </w:rPr>
         <w:drawing>
-          <wp:inline distT="0" distB="0" distL="0" distR="0" wp14:anchorId="3D82F6F2" wp14:editId="71DF6D29">
+          <wp:inline distT="0" distB="0" distL="0" distR="0" wp14:anchorId="3D82F6F2" wp14:editId="7F76EA60">
             <wp:extent cx="5791518" cy="3257727"/>
             <wp:effectExtent l="0" t="0" r="0" b="0"/>
             <wp:docPr id="1580983550" name="Imagen 28"/>
@@ -9888,7 +9940,7 @@
         </w:rPr>
         <w:lastRenderedPageBreak/>
         <w:drawing>
-          <wp:inline distT="0" distB="0" distL="0" distR="0" wp14:anchorId="733101AD" wp14:editId="0EBEACA5">
+          <wp:inline distT="0" distB="0" distL="0" distR="0" wp14:anchorId="733101AD" wp14:editId="01FA6EBD">
             <wp:extent cx="5780686" cy="3251637"/>
             <wp:effectExtent l="0" t="0" r="0" b="6350"/>
             <wp:docPr id="1625602264" name="Imagen 29"/>
@@ -10564,7 +10616,7 @@
           <w:noProof/>
         </w:rPr>
         <w:drawing>
-          <wp:inline distT="0" distB="0" distL="0" distR="0" wp14:anchorId="5A16E9FA" wp14:editId="4F1FB70F">
+          <wp:inline distT="0" distB="0" distL="0" distR="0" wp14:anchorId="5A16E9FA" wp14:editId="2235B8AC">
             <wp:extent cx="5281930" cy="2971086"/>
             <wp:effectExtent l="0" t="0" r="0" b="1270"/>
             <wp:docPr id="366811832" name="Imagen 33"/>
@@ -10832,7 +10884,7 @@
           <w:noProof/>
         </w:rPr>
         <w:drawing>
-          <wp:inline distT="0" distB="0" distL="0" distR="0" wp14:anchorId="43220E9A" wp14:editId="525983BC">
+          <wp:inline distT="0" distB="0" distL="0" distR="0" wp14:anchorId="43220E9A" wp14:editId="6E93411C">
             <wp:extent cx="5208270" cy="2929652"/>
             <wp:effectExtent l="0" t="0" r="0" b="4445"/>
             <wp:docPr id="1627576138" name="Imagen 32"/>
@@ -11256,7 +11308,7 @@
           <w:noProof/>
         </w:rPr>
         <w:drawing>
-          <wp:inline distT="0" distB="0" distL="0" distR="0" wp14:anchorId="0CDDA20B" wp14:editId="7621902A">
+          <wp:inline distT="0" distB="0" distL="0" distR="0" wp14:anchorId="0CDDA20B" wp14:editId="4785AEE4">
             <wp:extent cx="4378219" cy="2462748"/>
             <wp:effectExtent l="0" t="0" r="3810" b="0"/>
             <wp:docPr id="280402942" name="Imagen 35"/>
@@ -11626,6 +11678,11 @@
     </w:p>
     <w:p/>
     <w:p>
+      <w:pPr>
+        <w:rPr>
+          <w:lang w:val="en-US"/>
+        </w:rPr>
+      </w:pPr>
       <w:r>
         <w:t xml:space="preserve">[1] </w:t>
       </w:r>
@@ -11647,7 +11704,21 @@
         <w:rPr>
           <w:rFonts w:ascii="Times New Roman" w:hAnsi="Times New Roman" w:cs="Times New Roman"/>
         </w:rPr>
-        <w:t xml:space="preserve">, Inc. (2024, Oct.). Conceptos básicos de redes: Lo que necesita saber [Online]. </w:t>
+        <w:t xml:space="preserve">, Inc. (2024, </w:t>
+      </w:r>
+      <w:proofErr w:type="gramStart"/>
+      <w:r>
+        <w:rPr>
+          <w:rFonts w:ascii="Times New Roman" w:hAnsi="Times New Roman" w:cs="Times New Roman"/>
+        </w:rPr>
+        <w:t>Oct.</w:t>
+      </w:r>
+      <w:proofErr w:type="gramEnd"/>
+      <w:r>
+        <w:rPr>
+          <w:rFonts w:ascii="Times New Roman" w:hAnsi="Times New Roman" w:cs="Times New Roman"/>
+        </w:rPr>
+        <w:t xml:space="preserve">). Conceptos básicos de redes: Lo que necesita saber [Online]. </w:t>
       </w:r>
       <w:r>
         <w:rPr>
@@ -11676,6 +11747,11 @@
       </w:pPr>
     </w:p>
     <w:p>
+      <w:pPr>
+        <w:rPr>
+          <w:lang w:val="en-US"/>
+        </w:rPr>
+      </w:pPr>
       <w:r>
         <w:rPr>
           <w:rFonts w:ascii="Times New Roman" w:hAnsi="Times New Roman" w:cs="Times New Roman"/>
